--- a/aviation/fib_200_generated.docx
+++ b/aviation/fib_200_generated.docx
@@ -3200,6 +3200,1362 @@
       </w:pPr>
       <w:r>
         <w:t>A: continuity</w:t>
+      </w:r>
+    </w:p>
+    <w:p/>
+    <w:p>
+      <w:pPr>
+        <w:spacing w:after="120"/>
+      </w:pPr>
+      <w:r>
+        <w:rPr>
+          <w:b/>
+        </w:rPr>
+        <w:t>Vocabulary Bank (Random Mix)</w:t>
+      </w:r>
+    </w:p>
+    <w:p>
+      <w:pPr>
+        <w:spacing w:after="0"/>
+      </w:pPr>
+      <w:r>
+        <w:t>1. NEMO</w:t>
+      </w:r>
+    </w:p>
+    <w:p>
+      <w:pPr>
+        <w:spacing w:after="0"/>
+      </w:pPr>
+      <w:r>
+        <w:t>2. voice</w:t>
+      </w:r>
+    </w:p>
+    <w:p>
+      <w:pPr>
+        <w:spacing w:after="0"/>
+      </w:pPr>
+      <w:r>
+        <w:t>3. Doppler</w:t>
+      </w:r>
+    </w:p>
+    <w:p>
+      <w:pPr>
+        <w:spacing w:after="0"/>
+      </w:pPr>
+      <w:r>
+        <w:t>4. MIPv6</w:t>
+      </w:r>
+    </w:p>
+    <w:p>
+      <w:pPr>
+        <w:spacing w:after="0"/>
+      </w:pPr>
+      <w:r>
+        <w:t>5. EUROCAE</w:t>
+      </w:r>
+    </w:p>
+    <w:p>
+      <w:pPr>
+        <w:spacing w:after="0"/>
+      </w:pPr>
+      <w:r>
+        <w:t>6. B</w:t>
+      </w:r>
+    </w:p>
+    <w:p>
+      <w:pPr>
+        <w:spacing w:after="0"/>
+      </w:pPr>
+      <w:r>
+        <w:t>7. ionosphere</w:t>
+      </w:r>
+    </w:p>
+    <w:p>
+      <w:pPr>
+        <w:spacing w:after="0"/>
+      </w:pPr>
+      <w:r>
+        <w:t>8. convergence</w:t>
+      </w:r>
+    </w:p>
+    <w:p>
+      <w:pPr>
+        <w:spacing w:after="0"/>
+      </w:pPr>
+      <w:r>
+        <w:t>9. compensation</w:t>
+      </w:r>
+    </w:p>
+    <w:p>
+      <w:pPr>
+        <w:spacing w:after="0"/>
+      </w:pPr>
+      <w:r>
+        <w:t>10. spectrum</w:t>
+      </w:r>
+    </w:p>
+    <w:p>
+      <w:pPr>
+        <w:spacing w:after="0"/>
+      </w:pPr>
+      <w:r>
+        <w:t>11. 0</w:t>
+      </w:r>
+    </w:p>
+    <w:p>
+      <w:pPr>
+        <w:spacing w:after="0"/>
+      </w:pPr>
+      <w:r>
+        <w:t>12. HAVEQUICK</w:t>
+      </w:r>
+    </w:p>
+    <w:p>
+      <w:pPr>
+        <w:spacing w:after="0"/>
+      </w:pPr>
+      <w:r>
+        <w:t>13. circular</w:t>
+      </w:r>
+    </w:p>
+    <w:p>
+      <w:pPr>
+        <w:spacing w:after="0"/>
+      </w:pPr>
+      <w:r>
+        <w:t>14. ground wave</w:t>
+      </w:r>
+    </w:p>
+    <w:p>
+      <w:pPr>
+        <w:spacing w:after="0"/>
+      </w:pPr>
+      <w:r>
+        <w:t>15. T1</w:t>
+      </w:r>
+    </w:p>
+    <w:p>
+      <w:pPr>
+        <w:spacing w:after="0"/>
+      </w:pPr>
+      <w:r>
+        <w:t>16. C band</w:t>
+      </w:r>
+    </w:p>
+    <w:p>
+      <w:pPr>
+        <w:spacing w:after="0"/>
+      </w:pPr>
+      <w:r>
+        <w:t>17. STDMA</w:t>
+      </w:r>
+    </w:p>
+    <w:p>
+      <w:pPr>
+        <w:spacing w:after="0"/>
+      </w:pPr>
+      <w:r>
+        <w:t>18. multipath</w:t>
+      </w:r>
+    </w:p>
+    <w:p>
+      <w:pPr>
+        <w:spacing w:after="0"/>
+      </w:pPr>
+      <w:r>
+        <w:t>19. companding</w:t>
+      </w:r>
+    </w:p>
+    <w:p>
+      <w:pPr>
+        <w:spacing w:after="0"/>
+      </w:pPr>
+      <w:r>
+        <w:t>20. Link 16</w:t>
+      </w:r>
+    </w:p>
+    <w:p>
+      <w:pPr>
+        <w:spacing w:after="0"/>
+      </w:pPr>
+      <w:r>
+        <w:t>21. coupling</w:t>
+      </w:r>
+    </w:p>
+    <w:p>
+      <w:pPr>
+        <w:spacing w:after="0"/>
+      </w:pPr>
+      <w:r>
+        <w:t>22. transport</w:t>
+      </w:r>
+    </w:p>
+    <w:p>
+      <w:pPr>
+        <w:spacing w:after="0"/>
+      </w:pPr>
+      <w:r>
+        <w:t>23. 6370</w:t>
+      </w:r>
+    </w:p>
+    <w:p>
+      <w:pPr>
+        <w:spacing w:after="0"/>
+      </w:pPr>
+      <w:r>
+        <w:t>24. 4</w:t>
+      </w:r>
+    </w:p>
+    <w:p>
+      <w:pPr>
+        <w:spacing w:after="0"/>
+      </w:pPr>
+      <w:r>
+        <w:t>25. MIDS</w:t>
+      </w:r>
+    </w:p>
+    <w:p>
+      <w:pPr>
+        <w:spacing w:after="0"/>
+      </w:pPr>
+      <w:r>
+        <w:t>26. TCP/IP</w:t>
+      </w:r>
+    </w:p>
+    <w:p>
+      <w:pPr>
+        <w:spacing w:after="0"/>
+      </w:pPr>
+      <w:r>
+        <w:t>27. systems</w:t>
+      </w:r>
+    </w:p>
+    <w:p>
+      <w:pPr>
+        <w:spacing w:after="0"/>
+      </w:pPr>
+      <w:r>
+        <w:t>28. ALPA</w:t>
+      </w:r>
+    </w:p>
+    <w:p>
+      <w:pPr>
+        <w:spacing w:after="0"/>
+      </w:pPr>
+      <w:r>
+        <w:t>29. backhaul</w:t>
+      </w:r>
+    </w:p>
+    <w:p>
+      <w:pPr>
+        <w:spacing w:after="0"/>
+      </w:pPr>
+      <w:r>
+        <w:t>30. emphasis</w:t>
+      </w:r>
+    </w:p>
+    <w:p>
+      <w:pPr>
+        <w:spacing w:after="0"/>
+      </w:pPr>
+      <w:r>
+        <w:t>31. ATN</w:t>
+      </w:r>
+    </w:p>
+    <w:p>
+      <w:pPr>
+        <w:spacing w:after="0"/>
+      </w:pPr>
+      <w:r>
+        <w:t>32. D-ATIS</w:t>
+      </w:r>
+    </w:p>
+    <w:p>
+      <w:pPr>
+        <w:spacing w:after="0"/>
+      </w:pPr>
+      <w:r>
+        <w:t>33. jitter</w:t>
+      </w:r>
+    </w:p>
+    <w:p>
+      <w:pPr>
+        <w:spacing w:after="0"/>
+      </w:pPr>
+      <w:r>
+        <w:t>34. relative</w:t>
+      </w:r>
+    </w:p>
+    <w:p>
+      <w:pPr>
+        <w:spacing w:after="0"/>
+      </w:pPr>
+      <w:r>
+        <w:t>35. 19.2 kbps</w:t>
+      </w:r>
+    </w:p>
+    <w:p>
+      <w:pPr>
+        <w:spacing w:after="0"/>
+      </w:pPr>
+      <w:r>
+        <w:t>36. sight</w:t>
+      </w:r>
+    </w:p>
+    <w:p>
+      <w:pPr>
+        <w:spacing w:after="0"/>
+      </w:pPr>
+      <w:r>
+        <w:t>37. horizon</w:t>
+      </w:r>
+    </w:p>
+    <w:p>
+      <w:pPr>
+        <w:spacing w:after="0"/>
+      </w:pPr>
+      <w:r>
+        <w:t>38. reliability</w:t>
+      </w:r>
+    </w:p>
+    <w:p>
+      <w:pPr>
+        <w:spacing w:after="0"/>
+      </w:pPr>
+      <w:r>
+        <w:t>39. refraction</w:t>
+      </w:r>
+    </w:p>
+    <w:p>
+      <w:pPr>
+        <w:spacing w:after="0"/>
+      </w:pPr>
+      <w:r>
+        <w:t>40. CPDLC</w:t>
+      </w:r>
+    </w:p>
+    <w:p>
+      <w:pPr>
+        <w:spacing w:after="0"/>
+      </w:pPr>
+      <w:r>
+        <w:t>41. 25 kHz</w:t>
+      </w:r>
+    </w:p>
+    <w:p>
+      <w:pPr>
+        <w:spacing w:after="0"/>
+      </w:pPr>
+      <w:r>
+        <w:t>42. Union</w:t>
+      </w:r>
+    </w:p>
+    <w:p>
+      <w:pPr>
+        <w:spacing w:after="0"/>
+      </w:pPr>
+      <w:r>
+        <w:t>43. kHz</w:t>
+      </w:r>
+    </w:p>
+    <w:p>
+      <w:pPr>
+        <w:spacing w:after="0"/>
+      </w:pPr>
+      <w:r>
+        <w:t>44. cables</w:t>
+      </w:r>
+    </w:p>
+    <w:p>
+      <w:pPr>
+        <w:spacing w:after="0"/>
+      </w:pPr>
+      <w:r>
+        <w:t>45. HF</w:t>
+      </w:r>
+    </w:p>
+    <w:p>
+      <w:pPr>
+        <w:spacing w:after="0"/>
+      </w:pPr>
+      <w:r>
+        <w:t>46. 0.3048</w:t>
+      </w:r>
+    </w:p>
+    <w:p>
+      <w:pPr>
+        <w:spacing w:after="0"/>
+      </w:pPr>
+      <w:r>
+        <w:t>47. VHF band</w:t>
+      </w:r>
+    </w:p>
+    <w:p>
+      <w:pPr>
+        <w:spacing w:after="0"/>
+      </w:pPr>
+      <w:r>
+        <w:t>48. resilience</w:t>
+      </w:r>
+    </w:p>
+    <w:p>
+      <w:pPr>
+        <w:spacing w:after="0"/>
+      </w:pPr>
+      <w:r>
+        <w:t>49. Volmet</w:t>
+      </w:r>
+    </w:p>
+    <w:p>
+      <w:pPr>
+        <w:spacing w:after="0"/>
+      </w:pPr>
+      <w:r>
+        <w:t>50. kbps</w:t>
+      </w:r>
+    </w:p>
+    <w:p>
+      <w:pPr>
+        <w:spacing w:after="0"/>
+      </w:pPr>
+      <w:r>
+        <w:t>51. tropics</w:t>
+      </w:r>
+    </w:p>
+    <w:p>
+      <w:pPr>
+        <w:spacing w:after="0"/>
+      </w:pPr>
+      <w:r>
+        <w:t>52. L band</w:t>
+      </w:r>
+    </w:p>
+    <w:p>
+      <w:pPr>
+        <w:spacing w:after="0"/>
+      </w:pPr>
+      <w:r>
+        <w:t>53. control</w:t>
+      </w:r>
+    </w:p>
+    <w:p>
+      <w:pPr>
+        <w:spacing w:after="0"/>
+      </w:pPr>
+      <w:r>
+        <w:t>54. SELCAL</w:t>
+      </w:r>
+    </w:p>
+    <w:p>
+      <w:pPr>
+        <w:spacing w:after="0"/>
+      </w:pPr>
+      <w:r>
+        <w:t>55. Ku band</w:t>
+      </w:r>
+    </w:p>
+    <w:p>
+      <w:pPr>
+        <w:spacing w:after="0"/>
+      </w:pPr>
+      <w:r>
+        <w:t>56. keying</w:t>
+      </w:r>
+    </w:p>
+    <w:p>
+      <w:pPr>
+        <w:spacing w:after="0"/>
+      </w:pPr>
+      <w:r>
+        <w:t>57. Golay</w:t>
+      </w:r>
+    </w:p>
+    <w:p>
+      <w:pPr>
+        <w:spacing w:after="0"/>
+      </w:pPr>
+      <w:r>
+        <w:t>58. R</w:t>
+      </w:r>
+    </w:p>
+    <w:p>
+      <w:pPr>
+        <w:spacing w:after="0"/>
+      </w:pPr>
+      <w:r>
+        <w:t>59. line</w:t>
+      </w:r>
+    </w:p>
+    <w:p>
+      <w:pPr>
+        <w:spacing w:after="0"/>
+      </w:pPr>
+      <w:r>
+        <w:t>60. FAA</w:t>
+      </w:r>
+    </w:p>
+    <w:p>
+      <w:pPr>
+        <w:spacing w:after="0"/>
+      </w:pPr>
+      <w:r>
+        <w:t>61. wave</w:t>
+      </w:r>
+    </w:p>
+    <w:p>
+      <w:pPr>
+        <w:spacing w:after="0"/>
+      </w:pPr>
+      <w:r>
+        <w:t>62. IFATCA</w:t>
+      </w:r>
+    </w:p>
+    <w:p>
+      <w:pPr>
+        <w:spacing w:after="0"/>
+      </w:pPr>
+      <w:r>
+        <w:t>63. EPLRS</w:t>
+      </w:r>
+    </w:p>
+    <w:p>
+      <w:pPr>
+        <w:spacing w:after="0"/>
+      </w:pPr>
+      <w:r>
+        <w:t>64. AMS(R)S</w:t>
+      </w:r>
+    </w:p>
+    <w:p>
+      <w:pPr>
+        <w:spacing w:after="0"/>
+      </w:pPr>
+      <w:r>
+        <w:t>65. RTCA</w:t>
+      </w:r>
+    </w:p>
+    <w:p>
+      <w:pPr>
+        <w:spacing w:after="0"/>
+      </w:pPr>
+      <w:r>
+        <w:t>66. S band</w:t>
+      </w:r>
+    </w:p>
+    <w:p>
+      <w:pPr>
+        <w:spacing w:after="0"/>
+      </w:pPr>
+      <w:r>
+        <w:t>67. sky wave</w:t>
+      </w:r>
+    </w:p>
+    <w:p>
+      <w:pPr>
+        <w:spacing w:after="0"/>
+      </w:pPr>
+      <w:r>
+        <w:t>68. C</w:t>
+      </w:r>
+    </w:p>
+    <w:p>
+      <w:pPr>
+        <w:spacing w:after="0"/>
+      </w:pPr>
+      <w:r>
+        <w:t>69. access</w:t>
+      </w:r>
+    </w:p>
+    <w:p>
+      <w:pPr>
+        <w:spacing w:after="0"/>
+      </w:pPr>
+      <w:r>
+        <w:t>70. AMSS</w:t>
+      </w:r>
+    </w:p>
+    <w:p>
+      <w:pPr>
+        <w:spacing w:after="0"/>
+      </w:pPr>
+      <w:r>
+        <w:t>71. PFD</w:t>
+      </w:r>
+    </w:p>
+    <w:p>
+      <w:pPr>
+        <w:spacing w:after="0"/>
+      </w:pPr>
+      <w:r>
+        <w:t>72. SINAD</w:t>
+      </w:r>
+    </w:p>
+    <w:p>
+      <w:pPr>
+        <w:spacing w:after="0"/>
+      </w:pPr>
+      <w:r>
+        <w:t>73. noise</w:t>
+      </w:r>
+    </w:p>
+    <w:p>
+      <w:pPr>
+        <w:spacing w:after="0"/>
+      </w:pPr>
+      <w:r>
+        <w:t>74. compatibility</w:t>
+      </w:r>
+    </w:p>
+    <w:p>
+      <w:pPr>
+        <w:spacing w:after="0"/>
+      </w:pPr>
+      <w:r>
+        <w:t>75. isotropic</w:t>
+      </w:r>
+    </w:p>
+    <w:p>
+      <w:pPr>
+        <w:spacing w:after="0"/>
+      </w:pPr>
+      <w:r>
+        <w:t>76. reflection</w:t>
+      </w:r>
+    </w:p>
+    <w:p>
+      <w:pPr>
+        <w:spacing w:after="0"/>
+      </w:pPr>
+      <w:r>
+        <w:t>77. throughput</w:t>
+      </w:r>
+    </w:p>
+    <w:p>
+      <w:pPr>
+        <w:spacing w:after="0"/>
+      </w:pPr>
+      <w:r>
+        <w:t>78. MWARAs</w:t>
+      </w:r>
+    </w:p>
+    <w:p>
+      <w:pPr>
+        <w:spacing w:after="0"/>
+      </w:pPr>
+      <w:r>
+        <w:t>79. pulse</w:t>
+      </w:r>
+    </w:p>
+    <w:p>
+      <w:pPr>
+        <w:spacing w:after="0"/>
+      </w:pPr>
+      <w:r>
+        <w:t>80. T</w:t>
+      </w:r>
+    </w:p>
+    <w:p>
+      <w:pPr>
+        <w:spacing w:after="0"/>
+      </w:pPr>
+      <w:r>
+        <w:t>81. bandwidth</w:t>
+      </w:r>
+    </w:p>
+    <w:p>
+      <w:pPr>
+        <w:spacing w:after="0"/>
+      </w:pPr>
+      <w:r>
+        <w:t>82. stack</w:t>
+      </w:r>
+    </w:p>
+    <w:p>
+      <w:pPr>
+        <w:spacing w:after="0"/>
+      </w:pPr>
+      <w:r>
+        <w:t>83. software-defined</w:t>
+      </w:r>
+    </w:p>
+    <w:p>
+      <w:pPr>
+        <w:spacing w:after="0"/>
+      </w:pPr>
+      <w:r>
+        <w:t>84. channels</w:t>
+      </w:r>
+    </w:p>
+    <w:p>
+      <w:pPr>
+        <w:spacing w:after="0"/>
+      </w:pPr>
+      <w:r>
+        <w:t>85. 31.5 kbps</w:t>
+      </w:r>
+    </w:p>
+    <w:p>
+      <w:pPr>
+        <w:spacing w:after="0"/>
+      </w:pPr>
+      <w:r>
+        <w:t>86. GFSK</w:t>
+      </w:r>
+    </w:p>
+    <w:p>
+      <w:pPr>
+        <w:spacing w:after="0"/>
+      </w:pPr>
+      <w:r>
+        <w:t>87. internet</w:t>
+      </w:r>
+    </w:p>
+    <w:p>
+      <w:pPr>
+        <w:spacing w:after="0"/>
+      </w:pPr>
+      <w:r>
+        <w:t>88. D-FIS</w:t>
+      </w:r>
+    </w:p>
+    <w:p>
+      <w:pPr>
+        <w:spacing w:after="0"/>
+      </w:pPr>
+      <w:r>
+        <w:t>89. networks</w:t>
+      </w:r>
+    </w:p>
+    <w:p>
+      <w:pPr>
+        <w:spacing w:after="0"/>
+      </w:pPr>
+      <w:r>
+        <w:t>90. EASA</w:t>
+      </w:r>
+    </w:p>
+    <w:p>
+      <w:pPr>
+        <w:spacing w:after="0"/>
+      </w:pPr>
+      <w:r>
+        <w:t>91. frequency</w:t>
+      </w:r>
+    </w:p>
+    <w:p>
+      <w:pPr>
+        <w:spacing w:after="0"/>
+      </w:pPr>
+      <w:r>
+        <w:t>92. squelch</w:t>
+      </w:r>
+    </w:p>
+    <w:p>
+      <w:pPr>
+        <w:spacing w:after="0"/>
+      </w:pPr>
+      <w:r>
+        <w:t>93. Aloha</w:t>
+      </w:r>
+    </w:p>
+    <w:p>
+      <w:pPr>
+        <w:spacing w:after="0"/>
+      </w:pPr>
+      <w:r>
+        <w:t>94. 6</w:t>
+      </w:r>
+    </w:p>
+    <w:p>
+      <w:pPr>
+        <w:spacing w:after="0"/>
+      </w:pPr>
+      <w:r>
+        <w:t>95. SSB-AM</w:t>
+      </w:r>
+    </w:p>
+    <w:p>
+      <w:pPr>
+        <w:spacing w:after="0"/>
+      </w:pPr>
+      <w:r>
+        <w:t>96. budget</w:t>
+      </w:r>
+    </w:p>
+    <w:p>
+      <w:pPr>
+        <w:spacing w:after="0"/>
+      </w:pPr>
+      <w:r>
+        <w:t>97. E1</w:t>
+      </w:r>
+    </w:p>
+    <w:p>
+      <w:pPr>
+        <w:spacing w:after="0"/>
+      </w:pPr>
+      <w:r>
+        <w:t>98. CDMA</w:t>
+      </w:r>
+    </w:p>
+    <w:p>
+      <w:pPr>
+        <w:spacing w:after="0"/>
+      </w:pPr>
+      <w:r>
+        <w:t>99. Ka band</w:t>
+      </w:r>
+    </w:p>
+    <w:p>
+      <w:pPr>
+        <w:spacing w:after="0"/>
+      </w:pPr>
+      <w:r>
+        <w:t>100. ms</w:t>
+      </w:r>
+    </w:p>
+    <w:p>
+      <w:pPr>
+        <w:spacing w:after="0"/>
+      </w:pPr>
+      <w:r>
+        <w:t>101. capacity</w:t>
+      </w:r>
+    </w:p>
+    <w:p>
+      <w:pPr>
+        <w:spacing w:after="0"/>
+      </w:pPr>
+      <w:r>
+        <w:t>102. geostationary</w:t>
+      </w:r>
+    </w:p>
+    <w:p>
+      <w:pPr>
+        <w:spacing w:after="0"/>
+      </w:pPr>
+      <w:r>
+        <w:t>103. OFDM</w:t>
+      </w:r>
+    </w:p>
+    <w:p>
+      <w:pPr>
+        <w:spacing w:after="0"/>
+      </w:pPr>
+      <w:r>
+        <w:t>104. AM</w:t>
+      </w:r>
+    </w:p>
+    <w:p>
+      <w:pPr>
+        <w:spacing w:after="0"/>
+      </w:pPr>
+      <w:r>
+        <w:t>105. AOC</w:t>
+      </w:r>
+    </w:p>
+    <w:p>
+      <w:pPr>
+        <w:spacing w:after="0"/>
+      </w:pPr>
+      <w:r>
+        <w:t>106. fade</w:t>
+      </w:r>
+    </w:p>
+    <w:p>
+      <w:pPr>
+        <w:spacing w:after="0"/>
+      </w:pPr>
+      <w:r>
+        <w:t>107. SWIM</w:t>
+      </w:r>
+    </w:p>
+    <w:p>
+      <w:pPr>
+        <w:spacing w:after="0"/>
+      </w:pPr>
+      <w:r>
+        <w:t>108. 8DPSK</w:t>
+      </w:r>
+    </w:p>
+    <w:p>
+      <w:pPr>
+        <w:spacing w:after="0"/>
+      </w:pPr>
+      <w:r>
+        <w:t>109. effect</w:t>
+      </w:r>
+    </w:p>
+    <w:p>
+      <w:pPr>
+        <w:spacing w:after="0"/>
+      </w:pPr>
+      <w:r>
+        <w:t>110. fading</w:t>
+      </w:r>
+    </w:p>
+    <w:p>
+      <w:pPr>
+        <w:spacing w:after="0"/>
+      </w:pPr>
+      <w:r>
+        <w:t>111. network access</w:t>
+      </w:r>
+    </w:p>
+    <w:p>
+      <w:pPr>
+        <w:spacing w:after="0"/>
+      </w:pPr>
+      <w:r>
+        <w:t>112. P</w:t>
+      </w:r>
+    </w:p>
+    <w:p>
+      <w:pPr>
+        <w:spacing w:after="0"/>
+      </w:pPr>
+      <w:r>
+        <w:t>113. station</w:t>
+      </w:r>
+    </w:p>
+    <w:p>
+      <w:pPr>
+        <w:spacing w:after="0"/>
+      </w:pPr>
+      <w:r>
+        <w:t>114. dBm</w:t>
+      </w:r>
+    </w:p>
+    <w:p>
+      <w:pPr>
+        <w:spacing w:after="0"/>
+      </w:pPr>
+      <w:r>
+        <w:t>115. pre-emption</w:t>
+      </w:r>
+    </w:p>
+    <w:p>
+      <w:pPr>
+        <w:spacing w:after="0"/>
+      </w:pPr>
+      <w:r>
+        <w:t>116. point-to-point</w:t>
+      </w:r>
+    </w:p>
+    <w:p>
+      <w:pPr>
+        <w:spacing w:after="0"/>
+      </w:pPr>
+      <w:r>
+        <w:t>117. interoperability</w:t>
+      </w:r>
+    </w:p>
+    <w:p>
+      <w:pPr>
+        <w:spacing w:after="0"/>
+      </w:pPr>
+      <w:r>
+        <w:t>118. slots</w:t>
+      </w:r>
+    </w:p>
+    <w:p>
+      <w:pPr>
+        <w:spacing w:after="0"/>
+      </w:pPr>
+      <w:r>
+        <w:t>119. Management</w:t>
+      </w:r>
+    </w:p>
+    <w:p>
+      <w:pPr>
+        <w:spacing w:after="0"/>
+      </w:pPr>
+      <w:r>
+        <w:t>120. Reference</w:t>
+      </w:r>
+    </w:p>
+    <w:p>
+      <w:pPr>
+        <w:spacing w:after="0"/>
+      </w:pPr>
+      <w:r>
+        <w:t>121. CLIMAX</w:t>
+      </w:r>
+    </w:p>
+    <w:p>
+      <w:pPr>
+        <w:spacing w:after="0"/>
+      </w:pPr>
+      <w:r>
+        <w:t>122. free-space</w:t>
+      </w:r>
+    </w:p>
+    <w:p>
+      <w:pPr>
+        <w:spacing w:after="0"/>
+      </w:pPr>
+      <w:r>
+        <w:t>123. quality</w:t>
+      </w:r>
+    </w:p>
+    <w:p>
+      <w:pPr>
+        <w:spacing w:after="0"/>
+      </w:pPr>
+      <w:r>
+        <w:t>124. interleaving</w:t>
+      </w:r>
+    </w:p>
+    <w:p>
+      <w:pPr>
+        <w:spacing w:after="0"/>
+      </w:pPr>
+      <w:r>
+        <w:t>125. continuity</w:t>
+      </w:r>
+    </w:p>
+    <w:p>
+      <w:pPr>
+        <w:spacing w:after="0"/>
+      </w:pPr>
+      <w:r>
+        <w:t>126. HF band</w:t>
+      </w:r>
+    </w:p>
+    <w:p>
+      <w:pPr>
+        <w:spacing w:after="0"/>
+      </w:pPr>
+      <w:r>
+        <w:t>127. modulation</w:t>
+      </w:r>
+    </w:p>
+    <w:p>
+      <w:pPr>
+        <w:spacing w:after="0"/>
+      </w:pPr>
+      <w:r>
+        <w:t>128. super-frame</w:t>
+      </w:r>
+    </w:p>
+    <w:p>
+      <w:pPr>
+        <w:spacing w:after="0"/>
+      </w:pPr>
+      <w:r>
+        <w:t>129. AM(R)S</w:t>
+      </w:r>
+    </w:p>
+    <w:p>
+      <w:pPr>
+        <w:spacing w:after="0"/>
+      </w:pPr>
+      <w:r>
+        <w:t>130. channel</w:t>
+      </w:r>
+    </w:p>
+    <w:p>
+      <w:pPr>
+        <w:spacing w:after="0"/>
+      </w:pPr>
+      <w:r>
+        <w:t>131. VHF</w:t>
+      </w:r>
+    </w:p>
+    <w:p>
+      <w:pPr>
+        <w:spacing w:after="0"/>
+      </w:pPr>
+      <w:r>
+        <w:t>132. decade</w:t>
+      </w:r>
+    </w:p>
+    <w:p>
+      <w:pPr>
+        <w:spacing w:after="0"/>
+      </w:pPr>
+      <w:r>
+        <w:t>133. ACARS</w:t>
+      </w:r>
+    </w:p>
+    <w:p>
+      <w:pPr>
+        <w:spacing w:after="0"/>
+      </w:pPr>
+      <w:r>
+        <w:t>134. future-proofing</w:t>
+      </w:r>
+    </w:p>
+    <w:p>
+      <w:pPr>
+        <w:spacing w:after="0"/>
+      </w:pPr>
+      <w:r>
+        <w:t>135. Performance</w:t>
+      </w:r>
+    </w:p>
+    <w:p>
+      <w:pPr>
+        <w:spacing w:after="0"/>
+      </w:pPr>
+      <w:r>
+        <w:t>136. voting</w:t>
+      </w:r>
+    </w:p>
+    <w:p>
+      <w:pPr>
+        <w:spacing w:after="0"/>
+      </w:pPr>
+      <w:r>
+        <w:t>137. 377</w:t>
+      </w:r>
+    </w:p>
+    <w:p>
+      <w:pPr>
+        <w:spacing w:after="0"/>
+      </w:pPr>
+      <w:r>
+        <w:t>138. Group</w:t>
+      </w:r>
+    </w:p>
+    <w:p>
+      <w:pPr>
+        <w:spacing w:after="0"/>
+      </w:pPr>
+      <w:r>
+        <w:t>139. ratio</w:t>
+      </w:r>
+    </w:p>
+    <w:p>
+      <w:pPr>
+        <w:spacing w:after="0"/>
+      </w:pPr>
+      <w:r>
+        <w:t>140. availability</w:t>
+      </w:r>
+    </w:p>
+    <w:p>
+      <w:pPr>
+        <w:spacing w:after="0"/>
+      </w:pPr>
+      <w:r>
+        <w:t>141. 2</w:t>
+      </w:r>
+    </w:p>
+    <w:p>
+      <w:pPr>
+        <w:spacing w:after="0"/>
+      </w:pPr>
+      <w:r>
+        <w:t>142. TDMA</w:t>
+      </w:r>
+    </w:p>
+    <w:p>
+      <w:pPr>
+        <w:spacing w:after="0"/>
+      </w:pPr>
+      <w:r>
+        <w:t>143. scarcity</w:t>
+      </w:r>
+    </w:p>
+    <w:p>
+      <w:pPr>
+        <w:spacing w:after="0"/>
+      </w:pPr>
+      <w:r>
+        <w:t>144. GES</w:t>
+      </w:r>
+    </w:p>
+    <w:p>
+      <w:pPr>
+        <w:spacing w:after="0"/>
+      </w:pPr>
+      <w:r>
+        <w:t>145. 3</w:t>
+      </w:r>
+    </w:p>
+    <w:p>
+      <w:pPr>
+        <w:spacing w:after="0"/>
+      </w:pPr>
+      <w:r>
+        <w:t>146. CSMA</w:t>
+      </w:r>
+    </w:p>
+    <w:p>
+      <w:pPr>
+        <w:spacing w:after="0"/>
+      </w:pPr>
+      <w:r>
+        <w:t>147. decibel</w:t>
+      </w:r>
+    </w:p>
+    <w:p>
+      <w:pPr>
+        <w:spacing w:after="0"/>
+      </w:pPr>
+      <w:r>
+        <w:t>148. VSAT</w:t>
+      </w:r>
+    </w:p>
+    <w:p>
+      <w:pPr>
+        <w:spacing w:after="0"/>
+      </w:pPr>
+      <w:r>
+        <w:t>149. ABPSK</w:t>
+      </w:r>
+    </w:p>
+    <w:p>
+      <w:pPr>
+        <w:spacing w:after="0"/>
+      </w:pPr>
+      <w:r>
+        <w:t>150. A-QPSK</w:t>
+      </w:r>
+    </w:p>
+    <w:p>
+      <w:pPr>
+        <w:spacing w:after="0"/>
+      </w:pPr>
+      <w:r>
+        <w:t>151. absorption</w:t>
+      </w:r>
+    </w:p>
+    <w:p>
+      <w:pPr>
+        <w:spacing w:after="0"/>
+      </w:pPr>
+      <w:r>
+        <w:t>152. Upgrades</w:t>
+      </w:r>
+    </w:p>
+    <w:p>
+      <w:pPr>
+        <w:spacing w:after="0"/>
+      </w:pPr>
+      <w:r>
+        <w:t>153. 1852</w:t>
+      </w:r>
+    </w:p>
+    <w:p>
+      <w:pPr>
+        <w:spacing w:after="0"/>
+      </w:pPr>
+      <w:r>
+        <w:t>154. 1</w:t>
+      </w:r>
+    </w:p>
+    <w:p>
+      <w:pPr>
+        <w:spacing w:after="0"/>
+      </w:pPr>
+      <w:r>
+        <w:t>155. SINCGARS</w:t>
+      </w:r>
+    </w:p>
+    <w:p>
+      <w:pPr>
+        <w:spacing w:after="0"/>
+      </w:pPr>
+      <w:r>
+        <w:t>156. hopping</w:t>
+      </w:r>
+    </w:p>
+    <w:p>
+      <w:pPr>
+        <w:spacing w:after="0"/>
+      </w:pPr>
+      <w:r>
+        <w:t>157. 4500</w:t>
+      </w:r>
+    </w:p>
+    <w:p>
+      <w:pPr>
+        <w:spacing w:after="0"/>
+      </w:pPr>
+      <w:r>
+        <w:t>158. dial</w:t>
+      </w:r>
+    </w:p>
+    <w:p>
+      <w:pPr>
+        <w:spacing w:after="0"/>
+      </w:pPr>
+      <w:r>
+        <w:t>159. nodeless</w:t>
+      </w:r>
+    </w:p>
+    <w:p>
+      <w:pPr>
+        <w:spacing w:after="0"/>
+      </w:pPr>
+      <w:r>
+        <w:t>160. dBW</w:t>
+      </w:r>
+    </w:p>
+    <w:p>
+      <w:pPr>
+        <w:spacing w:after="0"/>
+      </w:pPr>
+      <w:r>
+        <w:t>161. PIAC</w:t>
+      </w:r>
+    </w:p>
+    <w:p>
+      <w:pPr>
+        <w:spacing w:after="0"/>
+      </w:pPr>
+      <w:r>
+        <w:t>162. Reed-Solomon</w:t>
+      </w:r>
+    </w:p>
+    <w:p>
+      <w:pPr>
+        <w:spacing w:after="0"/>
+      </w:pPr>
+      <w:r>
+        <w:t>163. latency</w:t>
+      </w:r>
+    </w:p>
+    <w:p>
+      <w:pPr>
+        <w:spacing w:after="0"/>
+      </w:pPr>
+      <w:r>
+        <w:t>164. CNS</w:t>
+      </w:r>
+    </w:p>
+    <w:p>
+      <w:pPr>
+        <w:spacing w:after="0"/>
+      </w:pPr>
+      <w:r>
+        <w:t>165. 10.5 baud</w:t>
+      </w:r>
+    </w:p>
+    <w:p>
+      <w:pPr>
+        <w:spacing w:after="0"/>
+      </w:pPr>
+      <w:r>
+        <w:t>166. Organization</w:t>
+      </w:r>
+    </w:p>
+    <w:p>
+      <w:pPr>
+        <w:spacing w:after="0"/>
+      </w:pPr>
+      <w:r>
+        <w:t>167. JTIDS</w:t>
+      </w:r>
+    </w:p>
+    <w:p>
+      <w:pPr>
+        <w:spacing w:after="0"/>
+      </w:pPr>
+      <w:r>
+        <w:t>168. application</w:t>
       </w:r>
     </w:p>
     <w:sectPr>
